--- a/docs/handbook/JARVIS_MASTER_HANDBOOK_v3_8.docx
+++ b/docs/handbook/JARVIS_MASTER_HANDBOOK_v3_8.docx
@@ -3695,7 +3695,7 @@
         <w:pStyle w:val="BodyText"/>
       </w:pPr>
       <w:r>
-        <w:t>Begriffsklärung (ab v3.8): „Orchestrator“ bezeichnet zwei getrennte Ebenen. (1) Modell-Orchestrierung – Auswahl des besten KI-Modells je Aufgabe (dieses Diagramm; als deterministischer Provider-Router in v0.8 Phase 1/2 umgesetzt, ADR-029/030). (2) Service-Orchestrierung – das Zusammenführen der digitalen Dienste eines Menschen (Leitbild, Kap. 0; Plugin-Vision, Kap. 30). Steht „Orchestrator“ ohne Zusatz, ist die Modell-Ebene gemeint.</w:t>
+        <w:t>Begriffsklärung (ab v3.8): „Orchestrator“ bezeichnet zwei getrennte Ebenen. (1) Modell-Orchestrierung – Auswahl des besten KI-Modells je Aufgabe (dieses Diagramm; konkretisiert als deterministischer Provider-Router, siehe ADR-029/030). (2) Service-Orchestrierung – das Zusammenführen der digitalen Dienste eines Menschen (Leitbild, Kap. 0; Plugin-Vision, Kap. 30). Steht „Orchestrator“ ohne Zusatz, ist die Modell-Ebene gemeint.</w:t>
       </w:r>
     </w:p>
     <w:p>
